--- a/SKKN-XA-LAP-VO/217. TRÂM- ĐỀ NGHỊ CÔNG NHẬN SKKN NH 2025-2026 (1).docx
+++ b/SKKN-XA-LAP-VO/217. TRÂM- ĐỀ NGHỊ CÔNG NHẬN SKKN NH 2025-2026 (1).docx
@@ -682,7 +682,6 @@
           </w:tcPr>
           <w:p>
             <w:pPr>
-              <w:spacing w:after="120"/>
               <w:jc w:val="center"/>
               <w:rPr>
                 <w:color w:val="000000"/>
@@ -733,7 +732,43 @@
                 <w:sz w:val="26"/>
                 <w:szCs w:val="26"/>
               </w:rPr>
-              <w:t>1/9</w:t>
+              <w:t>0</w:t>
+            </w:r>
+            <w:r>
+              <w:rPr>
+                <w:rFonts w:eastAsia="Arial"/>
+                <w:color w:val="000000"/>
+                <w:sz w:val="26"/>
+                <w:szCs w:val="26"/>
+              </w:rPr>
+              <w:t>1/</w:t>
+            </w:r>
+            <w:r>
+              <w:rPr>
+                <w:rFonts w:eastAsia="Arial"/>
+                <w:color w:val="000000"/>
+                <w:sz w:val="26"/>
+                <w:szCs w:val="26"/>
+              </w:rPr>
+              <w:t>0</w:t>
+            </w:r>
+            <w:r>
+              <w:rPr>
+                <w:rFonts w:eastAsia="Arial"/>
+                <w:color w:val="000000"/>
+                <w:sz w:val="26"/>
+                <w:szCs w:val="26"/>
+              </w:rPr>
+              <w:t>9</w:t>
+            </w:r>
+            <w:r>
+              <w:rPr>
+                <w:rFonts w:eastAsia="Arial"/>
+                <w:color w:val="000000"/>
+                <w:sz w:val="26"/>
+                <w:szCs w:val="26"/>
+              </w:rPr>
+              <w:t>/</w:t>
             </w:r>
             <w:r>
               <w:rPr>
@@ -993,6 +1028,13 @@
           <w:szCs w:val="28"/>
         </w:rPr>
         <w:t>”</w:t>
+      </w:r>
+      <w:r>
+        <w:rPr>
+          <w:sz w:val="28"/>
+          <w:szCs w:val="28"/>
+        </w:rPr>
+        <w:t>.</w:t>
       </w:r>
     </w:p>
     <w:p>
@@ -3575,7 +3617,6 @@
           <w:sz w:val="28"/>
           <w:szCs w:val="28"/>
         </w:rPr>
-        <w:lastRenderedPageBreak/>
         <w:t>- Chuẩn bị kĩ về tư liệu, tranh ảnh, băng hình, đĩa nhạc, hệ thống bảng phụ…</w:t>
       </w:r>
     </w:p>
@@ -3619,6 +3660,7 @@
           <w:sz w:val="28"/>
           <w:szCs w:val="28"/>
         </w:rPr>
+        <w:lastRenderedPageBreak/>
         <w:t xml:space="preserve"> </w:t>
       </w:r>
       <w:bookmarkStart w:id="3" w:name="_Toc512282488"/>
@@ -4180,7 +4222,6 @@
           <w:szCs w:val="28"/>
           <w:shd w:val="clear" w:color="auto" w:fill="FFFFFF"/>
         </w:rPr>
-        <w:lastRenderedPageBreak/>
         <w:t>- Nếu trả lời sai hoặc phạm quy sẽ mất quyền thi tiếp. Nếu các đội không trả lời được, khán giả được quyền trả lời và nhận phần quà từ Ban tổ chức.</w:t>
       </w:r>
     </w:p>
@@ -4230,6 +4271,7 @@
           <w:szCs w:val="28"/>
           <w:shd w:val="clear" w:color="auto" w:fill="FFFFFF"/>
         </w:rPr>
+        <w:lastRenderedPageBreak/>
         <w:t>Ô 1: Lúa thu</w:t>
       </w:r>
     </w:p>
@@ -4795,74 +4837,74 @@
           <w:shd w:val="clear" w:color="auto" w:fill="FFFFFF"/>
           <w:lang w:val="pt-BR"/>
         </w:rPr>
+        <w:t>? Ca khúc được ra đời trong chiến dịch Điện Biên Phủ</w:t>
+      </w:r>
+    </w:p>
+    <w:p>
+      <w:pPr>
+        <w:spacing w:after="120"/>
+        <w:ind w:firstLine="720"/>
+        <w:jc w:val="both"/>
+        <w:rPr>
+          <w:sz w:val="28"/>
+          <w:szCs w:val="28"/>
+          <w:shd w:val="clear" w:color="auto" w:fill="FFFFFF"/>
+          <w:lang w:val="pt-BR"/>
+        </w:rPr>
+      </w:pPr>
+      <w:r>
+        <w:rPr>
+          <w:sz w:val="28"/>
+          <w:szCs w:val="28"/>
+          <w:shd w:val="clear" w:color="auto" w:fill="FFFFFF"/>
+          <w:lang w:val="pt-BR"/>
+        </w:rPr>
+        <w:t>? Tác giả của ca khúc này tên thật là Lê Văn Ngọ</w:t>
+      </w:r>
+    </w:p>
+    <w:p>
+      <w:pPr>
+        <w:spacing w:after="120"/>
+        <w:jc w:val="both"/>
+        <w:rPr>
+          <w:b/>
+          <w:sz w:val="28"/>
+          <w:szCs w:val="28"/>
+          <w:shd w:val="clear" w:color="auto" w:fill="FFFFFF"/>
+          <w:lang w:val="pt-BR"/>
+        </w:rPr>
+      </w:pPr>
+      <w:r>
+        <w:rPr>
+          <w:b/>
+          <w:sz w:val="28"/>
+          <w:szCs w:val="28"/>
+          <w:shd w:val="clear" w:color="auto" w:fill="FFFFFF"/>
+          <w:lang w:val="pt-BR"/>
+        </w:rPr>
+        <w:t>Ô 10: Đi học</w:t>
+      </w:r>
+    </w:p>
+    <w:p>
+      <w:pPr>
+        <w:spacing w:after="120"/>
+        <w:ind w:firstLine="720"/>
+        <w:jc w:val="both"/>
+        <w:rPr>
+          <w:sz w:val="28"/>
+          <w:szCs w:val="28"/>
+          <w:shd w:val="clear" w:color="auto" w:fill="FFFFFF"/>
+          <w:lang w:val="pt-BR"/>
+        </w:rPr>
+      </w:pPr>
+      <w:r>
+        <w:rPr>
+          <w:sz w:val="28"/>
+          <w:szCs w:val="28"/>
+          <w:shd w:val="clear" w:color="auto" w:fill="FFFFFF"/>
+          <w:lang w:val="pt-BR"/>
+        </w:rPr>
         <w:lastRenderedPageBreak/>
-        <w:t>? Ca khúc được ra đời trong chiến dịch Điện Biên Phủ</w:t>
-      </w:r>
-    </w:p>
-    <w:p>
-      <w:pPr>
-        <w:spacing w:after="120"/>
-        <w:ind w:firstLine="720"/>
-        <w:jc w:val="both"/>
-        <w:rPr>
-          <w:sz w:val="28"/>
-          <w:szCs w:val="28"/>
-          <w:shd w:val="clear" w:color="auto" w:fill="FFFFFF"/>
-          <w:lang w:val="pt-BR"/>
-        </w:rPr>
-      </w:pPr>
-      <w:r>
-        <w:rPr>
-          <w:sz w:val="28"/>
-          <w:szCs w:val="28"/>
-          <w:shd w:val="clear" w:color="auto" w:fill="FFFFFF"/>
-          <w:lang w:val="pt-BR"/>
-        </w:rPr>
-        <w:t>? Tác giả của ca khúc này tên thật là Lê Văn Ngọ</w:t>
-      </w:r>
-    </w:p>
-    <w:p>
-      <w:pPr>
-        <w:spacing w:after="120"/>
-        <w:jc w:val="both"/>
-        <w:rPr>
-          <w:b/>
-          <w:sz w:val="28"/>
-          <w:szCs w:val="28"/>
-          <w:shd w:val="clear" w:color="auto" w:fill="FFFFFF"/>
-          <w:lang w:val="pt-BR"/>
-        </w:rPr>
-      </w:pPr>
-      <w:r>
-        <w:rPr>
-          <w:b/>
-          <w:sz w:val="28"/>
-          <w:szCs w:val="28"/>
-          <w:shd w:val="clear" w:color="auto" w:fill="FFFFFF"/>
-          <w:lang w:val="pt-BR"/>
-        </w:rPr>
-        <w:t>Ô 10: Đi học</w:t>
-      </w:r>
-    </w:p>
-    <w:p>
-      <w:pPr>
-        <w:spacing w:after="120"/>
-        <w:ind w:firstLine="720"/>
-        <w:jc w:val="both"/>
-        <w:rPr>
-          <w:sz w:val="28"/>
-          <w:szCs w:val="28"/>
-          <w:shd w:val="clear" w:color="auto" w:fill="FFFFFF"/>
-          <w:lang w:val="pt-BR"/>
-        </w:rPr>
-      </w:pPr>
-      <w:r>
-        <w:rPr>
-          <w:sz w:val="28"/>
-          <w:szCs w:val="28"/>
-          <w:shd w:val="clear" w:color="auto" w:fill="FFFFFF"/>
-          <w:lang w:val="pt-BR"/>
-        </w:rPr>
         <w:t>? Đây là một bài hát nói về các em nhỏ miền núi Tây Bắc lần đàu theo mẹ đến lớp trong một khung cảnh thiên nhiên thơ mộng</w:t>
       </w:r>
     </w:p>
@@ -7765,72 +7807,72 @@
           <w:shd w:val="clear" w:color="auto" w:fill="FFFFFF"/>
           <w:lang w:val="pt-BR"/>
         </w:rPr>
+        <w:t>a</w:t>
+      </w:r>
+      <w:r>
+        <w:rPr>
+          <w:sz w:val="28"/>
+          <w:szCs w:val="28"/>
+          <w:shd w:val="clear" w:color="auto" w:fill="FFFFFF"/>
+          <w:lang w:val="pt-BR"/>
+        </w:rPr>
+        <w:t xml:space="preserve">. Bài thứ </w:t>
+      </w:r>
+      <w:r>
+        <w:rPr>
+          <w:sz w:val="28"/>
+          <w:szCs w:val="28"/>
+          <w:shd w:val="clear" w:color="auto" w:fill="FFFFFF"/>
+          <w:lang w:val="pt-BR"/>
+        </w:rPr>
+        <w:t>1</w:t>
+      </w:r>
+      <w:r>
+        <w:rPr>
+          <w:sz w:val="28"/>
+          <w:szCs w:val="28"/>
+          <w:shd w:val="clear" w:color="auto" w:fill="FFFFFF"/>
+          <w:lang w:val="pt-BR"/>
+        </w:rPr>
+        <w:t xml:space="preserve"> (dành cho đội bốc thăm vào ô số </w:t>
+      </w:r>
+      <w:r>
+        <w:rPr>
+          <w:sz w:val="28"/>
+          <w:szCs w:val="28"/>
+          <w:shd w:val="clear" w:color="auto" w:fill="FFFFFF"/>
+          <w:lang w:val="pt-BR"/>
+        </w:rPr>
+        <w:t>1</w:t>
+      </w:r>
+      <w:r>
+        <w:rPr>
+          <w:sz w:val="28"/>
+          <w:szCs w:val="28"/>
+          <w:shd w:val="clear" w:color="auto" w:fill="FFFFFF"/>
+          <w:lang w:val="pt-BR"/>
+        </w:rPr>
+        <w:t>)</w:t>
+      </w:r>
+    </w:p>
+    <w:p>
+      <w:pPr>
+        <w:spacing w:after="120"/>
+        <w:jc w:val="both"/>
+        <w:rPr>
+          <w:sz w:val="28"/>
+          <w:szCs w:val="28"/>
+          <w:shd w:val="clear" w:color="auto" w:fill="FFFFFF"/>
+          <w:lang w:val="pt-BR"/>
+        </w:rPr>
+      </w:pPr>
+      <w:r>
+        <w:rPr>
+          <w:noProof/>
+          <w:sz w:val="28"/>
+          <w:szCs w:val="28"/>
+        </w:rPr>
         <w:lastRenderedPageBreak/>
-        <w:t>a</w:t>
-      </w:r>
-      <w:r>
-        <w:rPr>
-          <w:sz w:val="28"/>
-          <w:szCs w:val="28"/>
-          <w:shd w:val="clear" w:color="auto" w:fill="FFFFFF"/>
-          <w:lang w:val="pt-BR"/>
-        </w:rPr>
-        <w:t xml:space="preserve">. Bài thứ </w:t>
-      </w:r>
-      <w:r>
-        <w:rPr>
-          <w:sz w:val="28"/>
-          <w:szCs w:val="28"/>
-          <w:shd w:val="clear" w:color="auto" w:fill="FFFFFF"/>
-          <w:lang w:val="pt-BR"/>
-        </w:rPr>
-        <w:t>1</w:t>
-      </w:r>
-      <w:r>
-        <w:rPr>
-          <w:sz w:val="28"/>
-          <w:szCs w:val="28"/>
-          <w:shd w:val="clear" w:color="auto" w:fill="FFFFFF"/>
-          <w:lang w:val="pt-BR"/>
-        </w:rPr>
-        <w:t xml:space="preserve"> (dành cho đội bốc thăm vào ô số </w:t>
-      </w:r>
-      <w:r>
-        <w:rPr>
-          <w:sz w:val="28"/>
-          <w:szCs w:val="28"/>
-          <w:shd w:val="clear" w:color="auto" w:fill="FFFFFF"/>
-          <w:lang w:val="pt-BR"/>
-        </w:rPr>
-        <w:t>1</w:t>
-      </w:r>
-      <w:r>
-        <w:rPr>
-          <w:sz w:val="28"/>
-          <w:szCs w:val="28"/>
-          <w:shd w:val="clear" w:color="auto" w:fill="FFFFFF"/>
-          <w:lang w:val="pt-BR"/>
-        </w:rPr>
-        <w:t>)</w:t>
-      </w:r>
-    </w:p>
-    <w:p>
-      <w:pPr>
-        <w:spacing w:after="120"/>
-        <w:jc w:val="both"/>
-        <w:rPr>
-          <w:sz w:val="28"/>
-          <w:szCs w:val="28"/>
-          <w:shd w:val="clear" w:color="auto" w:fill="FFFFFF"/>
-          <w:lang w:val="pt-BR"/>
-        </w:rPr>
-      </w:pPr>
-      <w:r>
-        <w:rPr>
-          <w:noProof/>
-          <w:sz w:val="28"/>
-          <w:szCs w:val="28"/>
-        </w:rPr>
         <w:drawing>
           <wp:anchor distT="0" distB="0" distL="114300" distR="114300" simplePos="0" relativeHeight="251656192" behindDoc="1" locked="0" layoutInCell="1" allowOverlap="1" wp14:anchorId="1197382F" wp14:editId="01B0B3DD">
             <wp:simplePos x="0" y="0"/>
@@ -8597,17 +8639,8 @@
           <w:shd w:val="clear" w:color="auto" w:fill="FFFFFF"/>
           <w:lang w:val="pt-BR"/>
         </w:rPr>
-        <w:t xml:space="preserve"> Qua nội dung phần thi xem chân dung đoán tên nhạc sĩ học sinh được khái quát hình tượng cụ thể về các nhạc sĩ lớn. Đồng thời rèn luyện khả năng </w:t>
-      </w:r>
-      <w:r>
-        <w:rPr>
-          <w:sz w:val="28"/>
-          <w:szCs w:val="28"/>
-          <w:shd w:val="clear" w:color="auto" w:fill="FFFFFF"/>
-          <w:lang w:val="pt-BR"/>
-        </w:rPr>
         <w:lastRenderedPageBreak/>
-        <w:t>quan sát, óc phán đoán, liên hệ kiến thức sách vở với hình ảnh mà các em quan sát được.</w:t>
+        <w:t xml:space="preserve"> Qua nội dung phần thi xem chân dung đoán tên nhạc sĩ học sinh được khái quát hình tượng cụ thể về các nhạc sĩ lớn. Đồng thời rèn luyện khả năng quan sát, óc phán đoán, liên hệ kiến thức sách vở với hình ảnh mà các em quan sát được.</w:t>
       </w:r>
     </w:p>
     <w:p>
@@ -9357,6 +9390,7 @@
                 <w:sz w:val="28"/>
                 <w:szCs w:val="28"/>
               </w:rPr>
+              <w:lastRenderedPageBreak/>
               <w:drawing>
                 <wp:anchor distT="0" distB="0" distL="114300" distR="114300" simplePos="0" relativeHeight="251659264" behindDoc="0" locked="0" layoutInCell="1" allowOverlap="1" wp14:anchorId="39C55D05" wp14:editId="4982DBF5">
                   <wp:simplePos x="0" y="0"/>
@@ -9563,7 +9597,6 @@
           <w:shd w:val="clear" w:color="auto" w:fill="FFFFFF"/>
           <w:lang w:val="pt-BR"/>
         </w:rPr>
-        <w:lastRenderedPageBreak/>
         <w:t>Câu hỏi:</w:t>
       </w:r>
       <w:r>
@@ -10153,6 +10186,7 @@
           <w:shd w:val="clear" w:color="auto" w:fill="FFFFFF"/>
           <w:lang w:val="pt-BR"/>
         </w:rPr>
+        <w:lastRenderedPageBreak/>
         <w:t xml:space="preserve"> * Việc xây dựng và tổ chức một chương trình biểu diễn văn nghệ sẽ gồm các bước sau:</w:t>
       </w:r>
     </w:p>
@@ -10211,18 +10245,7 @@
           <w:shd w:val="clear" w:color="auto" w:fill="FFFFFF"/>
           <w:lang w:val="pt-BR"/>
         </w:rPr>
-        <w:t xml:space="preserve"> phải có giai điệu hay, đặc sắc, nội dung âm nhạc phải chặc chẽ, phù hợp với chủ đề và phải thể hiện được phong cách âm nhạc nhất định. Một </w:t>
-      </w:r>
-      <w:r>
-        <w:rPr>
-          <w:bCs/>
-          <w:sz w:val="28"/>
-          <w:szCs w:val="28"/>
-          <w:shd w:val="clear" w:color="auto" w:fill="FFFFFF"/>
-          <w:lang w:val="pt-BR"/>
-        </w:rPr>
-        <w:lastRenderedPageBreak/>
-        <w:t>đều cần lưu ý, các bài hát được lựa chọn dù có hay đến mấy mà quá khó với khả năng học sinh, đều không đạt hiệu quả cao. Các bài hát trong chương trình phải đa dạng về thể loại, có thể dùng các bài hát dân ca và các điệu hò Đồng Tháp để tạo cho màu sắc của chương trình được phong phú. Tính chất âm nhạc trong các tác phẩm cũng phải sinh động: Có vui nhộn, có trữ tình, trầm lắng, có sôi nổi, hào hùng sẽ làm cho chương trình trở nên hấp dẫn, hài hòa.</w:t>
+        <w:t xml:space="preserve"> phải có giai điệu hay, đặc sắc, nội dung âm nhạc phải chặc chẽ, phù hợp với chủ đề và phải thể hiện được phong cách âm nhạc nhất định. Một đều cần lưu ý, các bài hát được lựa chọn dù có hay đến mấy mà quá khó với khả năng học sinh, đều không đạt hiệu quả cao. Các bài hát trong chương trình phải đa dạng về thể loại, có thể dùng các bài hát dân ca và các điệu hò Đồng Tháp để tạo cho màu sắc của chương trình được phong phú. Tính chất âm nhạc trong các tác phẩm cũng phải sinh động: Có vui nhộn, có trữ tình, trầm lắng, có sôi nổi, hào hùng sẽ làm cho chương trình trở nên hấp dẫn, hài hòa.</w:t>
       </w:r>
     </w:p>
     <w:p>
@@ -10578,6 +10601,7 @@
                 <w:shd w:val="clear" w:color="auto" w:fill="FFFFFF"/>
                 <w:lang w:val="pt-BR"/>
               </w:rPr>
+              <w:lastRenderedPageBreak/>
               <w:drawing>
                 <wp:inline distT="0" distB="0" distL="0" distR="0" wp14:anchorId="1CB4C867" wp14:editId="7EABFAEF">
                   <wp:extent cx="2609850" cy="1651000"/>
@@ -10847,7 +10871,6 @@
                 <w:shd w:val="clear" w:color="auto" w:fill="FFFFFF"/>
                 <w:lang w:val="pt-BR"/>
               </w:rPr>
-              <w:lastRenderedPageBreak/>
               <w:drawing>
                 <wp:inline distT="0" distB="0" distL="0" distR="0" wp14:anchorId="52647989" wp14:editId="398E83F4">
                   <wp:extent cx="2660650" cy="1854200"/>
@@ -11566,6 +11589,7 @@
           <w:szCs w:val="28"/>
           <w:lang w:val="pt-BR"/>
         </w:rPr>
+        <w:lastRenderedPageBreak/>
         <w:t xml:space="preserve">6.2.3: </w:t>
       </w:r>
       <w:r>
@@ -11636,16 +11660,7 @@
           <w:szCs w:val="28"/>
           <w:lang w:val="pt-BR"/>
         </w:rPr>
-        <w:t xml:space="preserve">Đây là một hình thức dạy, học có nhiều đối tượng tham gia, có khả năng phát huy tối đa khả năng của mình về âm nhạc. Rèn luyện tinh thần vững vàng </w:t>
-      </w:r>
-      <w:r>
-        <w:rPr>
-          <w:sz w:val="28"/>
-          <w:szCs w:val="28"/>
-          <w:lang w:val="pt-BR"/>
-        </w:rPr>
-        <w:lastRenderedPageBreak/>
-        <w:t>hơn trong học tập, trong cuộc sống. Đồng thời đây cũng là một hình thức mang tính giáo dục cao. Ngoài việc củng cố, mở rộng kiến thức âm nhạc hình thức này còn giáo dục cho các em lòng say mê âm nhạc, hướng các em đến những tình cảm cao thượng, góp phần giáo dục phát triển toàn diện “Đức- Trí- Thể- Mĩ ” cho học sinh một cách hiệu quả, nhẹ nhàng mà sâu sắc. Học sinh đã có thái độ học tập tích cực, thích</w:t>
+        <w:t>Đây là một hình thức dạy, học có nhiều đối tượng tham gia, có khả năng phát huy tối đa khả năng của mình về âm nhạc. Rèn luyện tinh thần vững vàng hơn trong học tập, trong cuộc sống. Đồng thời đây cũng là một hình thức mang tính giáo dục cao. Ngoài việc củng cố, mở rộng kiến thức âm nhạc hình thức này còn giáo dục cho các em lòng say mê âm nhạc, hướng các em đến những tình cảm cao thượng, góp phần giáo dục phát triển toàn diện “Đức- Trí- Thể- Mĩ ” cho học sinh một cách hiệu quả, nhẹ nhàng mà sâu sắc. Học sinh đã có thái độ học tập tích cực, thích</w:t>
       </w:r>
       <w:r>
         <w:rPr>
@@ -12654,6 +12669,7 @@
           <w:shd w:val="clear" w:color="auto" w:fill="FFFFFF"/>
           <w:lang w:val="pt-BR"/>
         </w:rPr>
+        <w:lastRenderedPageBreak/>
         <w:t>6.2.3.2: Nhược điếm:</w:t>
       </w:r>
     </w:p>
@@ -12744,17 +12760,7 @@
           <w:sz w:val="28"/>
           <w:szCs w:val="28"/>
         </w:rPr>
-        <w:t xml:space="preserve"> bị </w:t>
-      </w:r>
-      <w:r>
-        <w:rPr>
-          <w:rFonts w:ascii="Times New Roman" w:hAnsi="Times New Roman"/>
-          <w:color w:val="000000"/>
-          <w:sz w:val="28"/>
-          <w:szCs w:val="28"/>
-        </w:rPr>
-        <w:lastRenderedPageBreak/>
-        <w:t>chi phối, ảnh hưởng về các môn chính, môn phụ của xã hội. Các em phải tập trung cho các môn chính, lo cho thi, lo đánh giá, phần nào sao nhãng việc học môn âm nhạc.</w:t>
+        <w:t xml:space="preserve"> bị chi phối, ảnh hưởng về các môn chính, môn phụ của xã hội. Các em phải tập trung cho các môn chính, lo cho thi, lo đánh giá, phần nào sao nhãng việc học môn âm nhạc.</w:t>
       </w:r>
     </w:p>
     <w:p>
@@ -13372,6 +13378,7 @@
                 <w:sz w:val="26"/>
                 <w:lang w:val="vi-VN"/>
               </w:rPr>
+              <w:lastRenderedPageBreak/>
               <w:t xml:space="preserve">       </w:t>
             </w:r>
             <w:r>
@@ -13466,6 +13473,7 @@
                 <w:szCs w:val="28"/>
                 <w:lang w:val="vi-VN"/>
               </w:rPr>
+              <w:lastRenderedPageBreak/>
               <w:t>Người nộp đơn</w:t>
             </w:r>
           </w:p>
@@ -14014,7 +14022,6 @@
           <w:sz w:val="28"/>
           <w:szCs w:val="28"/>
         </w:rPr>
-        <w:lastRenderedPageBreak/>
         <w:t>PHỤ LỤC SÁNG KIẾN KINH NGHIỆM</w:t>
       </w:r>
     </w:p>
@@ -15276,6 +15283,7 @@
                 <w:sz w:val="28"/>
                 <w:szCs w:val="28"/>
               </w:rPr>
+              <w:lastRenderedPageBreak/>
               <w:t>9</w:t>
             </w:r>
           </w:p>
@@ -16310,7 +16318,6 @@
     <w:lsdException w:name="Table Web 2" w:semiHidden="1" w:unhideWhenUsed="1"/>
     <w:lsdException w:name="Table Web 3" w:semiHidden="1" w:unhideWhenUsed="1"/>
     <w:lsdException w:name="Balloon Text" w:semiHidden="1" w:unhideWhenUsed="1"/>
-    <w:lsdException w:name="Table Grid" w:semiHidden="1" w:unhideWhenUsed="1"/>
     <w:lsdException w:name="Table Theme" w:semiHidden="1" w:unhideWhenUsed="1"/>
     <w:lsdException w:name="Placeholder Text" w:semiHidden="1"/>
     <w:lsdException w:name="No Spacing" w:uiPriority="1" w:qFormat="1"/>
@@ -16564,7 +16571,9 @@
   </w:style>
   <w:style w:type="character" w:default="1" w:styleId="DefaultParagraphFont">
     <w:name w:val="Default Paragraph Font"/>
+    <w:uiPriority w:val="1"/>
     <w:semiHidden/>
+    <w:unhideWhenUsed/>
   </w:style>
   <w:style w:type="table" w:default="1" w:styleId="TableNormal">
     <w:name w:val="Normal Table"/>
